--- a/高中数学/高中数学同步/人教B版选必1（上）·册目录页.docx
+++ b/高中数学/高中数学同步/人教B版选必1（上）·册目录页.docx
@@ -100,14 +100,8 @@
             <w:pPr>
               <w:spacing w:line="300" w:lineRule="auto"/>
             </w:pPr>
-            <w:r/>
             <w:r>
-              <w:rPr>
-                <w:rFonts w:ascii="Times New Roman" w:hAnsi="Times New Roman" w:eastAsia="宋体"/>
-                <w:b w:val="0"/>
-                <w:sz w:val="21"/>
-              </w:rPr>
-              <w:t>1</w:t>
+              <w:t xml:space="preserve">1</w:t>
             </w:r>
           </w:p>
         </w:tc>
@@ -158,14 +152,8 @@
             <w:pPr>
               <w:spacing w:line="300" w:lineRule="auto"/>
             </w:pPr>
-            <w:r/>
             <w:r>
-              <w:rPr>
-                <w:rFonts w:ascii="Times New Roman" w:hAnsi="Times New Roman" w:eastAsia="宋体"/>
-                <w:b w:val="0"/>
-                <w:sz w:val="21"/>
-              </w:rPr>
-              <w:t>2</w:t>
+              <w:t xml:space="preserve">2</w:t>
             </w:r>
           </w:p>
         </w:tc>
@@ -216,14 +204,8 @@
             <w:pPr>
               <w:spacing w:line="300" w:lineRule="auto"/>
             </w:pPr>
-            <w:r/>
             <w:r>
-              <w:rPr>
-                <w:rFonts w:ascii="Times New Roman" w:hAnsi="Times New Roman" w:eastAsia="宋体"/>
-                <w:b w:val="0"/>
-                <w:sz w:val="21"/>
-              </w:rPr>
-              <w:t>3</w:t>
+              <w:t xml:space="preserve">3</w:t>
             </w:r>
           </w:p>
         </w:tc>
@@ -275,14 +257,8 @@
             <w:pPr>
               <w:spacing w:line="300" w:lineRule="auto"/>
             </w:pPr>
-            <w:r/>
             <w:r>
-              <w:rPr>
-                <w:rFonts w:ascii="Times New Roman" w:hAnsi="Times New Roman" w:eastAsia="宋体"/>
-                <w:b w:val="0"/>
-                <w:sz w:val="21"/>
-              </w:rPr>
-              <w:t>4</w:t>
+              <w:t xml:space="preserve">4</w:t>
             </w:r>
           </w:p>
         </w:tc>
@@ -334,14 +310,8 @@
             <w:pPr>
               <w:spacing w:line="300" w:lineRule="auto"/>
             </w:pPr>
-            <w:r/>
             <w:r>
-              <w:rPr>
-                <w:rFonts w:ascii="Times New Roman" w:hAnsi="Times New Roman" w:eastAsia="宋体"/>
-                <w:b w:val="0"/>
-                <w:sz w:val="21"/>
-              </w:rPr>
-              <w:t>5</w:t>
+              <w:t xml:space="preserve">5</w:t>
             </w:r>
           </w:p>
         </w:tc>
@@ -353,14 +323,8 @@
             <w:pPr>
               <w:spacing w:line="300" w:lineRule="auto"/>
             </w:pPr>
-            <w:r/>
             <w:r>
-              <w:rPr>
-                <w:rFonts w:ascii="Times New Roman" w:hAnsi="Times New Roman" w:eastAsia="宋体"/>
-                <w:b w:val="0"/>
-                <w:sz w:val="21"/>
-              </w:rPr>
-              <w:t>第1章 空间向量与立体几何｜讲练件（140题）</w:t>
+              <w:t xml:space="preserve">第1章 空间向量与立体几何｜讲练件（上）（61题）</w:t>
             </w:r>
           </w:p>
         </w:tc>
@@ -372,14 +336,90 @@
             <w:pPr>
               <w:spacing w:line="300" w:lineRule="auto"/>
             </w:pPr>
-            <w:r/>
             <w:r>
-              <w:rPr>
-                <w:rFonts w:ascii="Times New Roman" w:hAnsi="Times New Roman" w:eastAsia="宋体"/>
-                <w:b w:val="0"/>
-                <w:sz w:val="21"/>
-              </w:rPr>
-              <w:t>第1章·讲练</w:t>
+              <w:t xml:space="preserve">第1章·讲练</w:t>
+            </w:r>
+          </w:p>
+        </w:tc>
+      </w:tr>
+      <w:tr>
+        <w:tc>
+          <w:tcPr>
+            <w:tcW w:type="dxa" w:w="3513"/>
+          </w:tcPr>
+          <w:p>
+            <w:pPr>
+              <w:spacing w:line="300" w:lineRule="auto"/>
+            </w:pPr>
+            <w:r>
+              <w:t xml:space="preserve">6</w:t>
+            </w:r>
+          </w:p>
+        </w:tc>
+        <w:tc>
+          <w:tcPr>
+            <w:tcW w:type="dxa" w:w="3513"/>
+          </w:tcPr>
+          <w:p>
+            <w:pPr>
+              <w:spacing w:line="300" w:lineRule="auto"/>
+            </w:pPr>
+            <w:r>
+              <w:t xml:space="preserve">第1章 空间向量与立体几何｜讲练件（下）（79题）</w:t>
+            </w:r>
+          </w:p>
+        </w:tc>
+        <w:tc>
+          <w:tcPr>
+            <w:tcW w:type="dxa" w:w="3513"/>
+          </w:tcPr>
+          <w:p>
+            <w:pPr>
+              <w:spacing w:line="300" w:lineRule="auto"/>
+            </w:pPr>
+            <w:r>
+              <w:t xml:space="preserve">第1章·讲练</w:t>
+            </w:r>
+          </w:p>
+        </w:tc>
+      </w:tr>
+      <w:tr>
+        <w:tc>
+          <w:tcPr>
+            <w:tcW w:type="dxa" w:w="3513"/>
+          </w:tcPr>
+          <w:p>
+            <w:pPr>
+              <w:spacing w:line="300" w:lineRule="auto"/>
+            </w:pPr>
+            <w:r>
+              <w:t xml:space="preserve"/>
+            </w:r>
+          </w:p>
+        </w:tc>
+        <w:tc>
+          <w:tcPr>
+            <w:tcW w:type="dxa" w:w="3513"/>
+          </w:tcPr>
+          <w:p>
+            <w:pPr>
+              <w:spacing w:line="300" w:lineRule="auto"/>
+            </w:pPr>
+            <w:r>
+              <w:t xml:space="preserve">章级汇总：第1章 空间向量与立体几何｜140题｜简单21／中档104／难15｜讲练件上下两卷（题号1—140跨卷连续，各卷独立页码）</w:t>
+            </w:r>
+          </w:p>
+        </w:tc>
+        <w:tc>
+          <w:tcPr>
+            <w:tcW w:type="dxa" w:w="3513"/>
+          </w:tcPr>
+          <w:p>
+            <w:pPr>
+              <w:spacing w:line="300" w:lineRule="auto"/>
+            </w:pPr>
+            <w:r>
+              <w:t xml:space="preserve"/>
             </w:r>
           </w:p>
         </w:tc>
@@ -646,15 +686,14 @@
   <w:docDefaults>
     <w:rPrDefault>
       <w:rPr>
-        <w:rFonts w:asciiTheme="minorHAnsi" w:eastAsiaTheme="minorEastAsia" w:hAnsiTheme="minorHAnsi" w:cstheme="minorBidi"/>
-        <w:sz w:val="22"/>
-        <w:szCs w:val="22"/>
-        <w:lang w:val="en-US" w:eastAsia="en-US" w:bidi="ar-SA"/>
+        <w:rFonts w:ascii="Times New Roman" w:hAnsi="Times New Roman" w:eastAsia="宋体" w:cs="Times New Roman"/>
+        <w:sz w:val="21"/>
+        <w:szCs w:val="21"/>
       </w:rPr>
     </w:rPrDefault>
     <w:pPrDefault>
       <w:pPr>
-        <w:spacing w:after="200" w:line="276" w:lineRule="auto"/>
+        <w:spacing w:before="0" w:after="0" w:line="300" w:lineRule="auto"/>
       </w:pPr>
     </w:pPrDefault>
   </w:docDefaults>

--- a/高中数学/高中数学同步/人教B版选必1（上）·册目录页.docx
+++ b/高中数学/高中数学同步/人教B版选必1（上）·册目录页.docx
@@ -27,7 +27,7 @@
           <w:b/>
           <w:sz w:val="21"/>
         </w:rPr>
-        <w:t>装订顺序（照此配页；各件独立打印、A4双面长边翻转，件内页码自洽）</w:t>
+        <w:t>装订顺序（照此配页；各件独立打印、A4双面长边翻转；页码全册连续（封面与册目录页不计页，全册共170页）</w:t>
       </w:r>
     </w:p>
     <w:tbl>
@@ -406,7 +406,7 @@
               <w:spacing w:line="300" w:lineRule="auto"/>
             </w:pPr>
             <w:r>
-              <w:t xml:space="preserve">章级汇总：第1章 空间向量与立体几何｜140题｜简单21／中档104／难15｜讲练件上下两卷（题号1—140跨卷连续，各卷独立页码）</w:t>
+              <w:t xml:space="preserve">章级汇总：第1章 空间向量与立体几何｜140题｜简单21／中档104／难15｜讲练件上下两卷（题号1—140跨卷连续，页码全册连续）</w:t>
             </w:r>
           </w:p>
         </w:tc>
@@ -442,7 +442,7 @@
           <w:b w:val="0"/>
           <w:sz w:val="21"/>
         </w:rPr>
-        <w:t>注：第1章无实验卷（数学科不设）。各件页边距均为1.5厘米、页脚居中「件标识＋第X页（共Y页）」（封面与册目录页除外）。</w:t>
+        <w:t>注：第1章无实验卷（数学科不设）。各件页边距均为1.5厘米、页脚居中「件标识＋第X页（全册共Y页）」（封面与册目录页除外）。</w:t>
       </w:r>
     </w:p>
     <w:p>

--- a/高中数学/高中数学同步/人教B版选必1（上）·册目录页.docx
+++ b/高中数学/高中数学同步/人教B版选必1（上）·册目录页.docx
@@ -5,7 +5,7 @@
     <w:p>
       <w:pPr>
         <w:spacing w:before="0" w:after="320" w:line="300" w:lineRule="auto"/>
-        <w:jc w:val="center"/>
+        <w:jc w:val="left"/>
       </w:pPr>
       <w:r>
         <w:rPr>
@@ -442,7 +442,7 @@
           <w:b w:val="0"/>
           <w:sz w:val="21"/>
         </w:rPr>
-        <w:t>注：第1章无实验卷（数学科不设）。各件页边距均为1.5厘米、页脚居中「件标识＋第X页（全册共Y页）」（封面与册目录页除外）。</w:t>
+        <w:t>注：第1章无实验卷（数学科不设）。各件页边距均为1.5厘米、页脚左对齐「件标识＋第X页（全册共Y页）」（封面与册目录页除外）。</w:t>
       </w:r>
     </w:p>
     <w:p>

--- a/高中数学/高中数学同步/人教B版选必1（上）·册目录页.docx
+++ b/高中数学/高中数学同步/人教B版选必1（上）·册目录页.docx
@@ -27,7 +27,7 @@
           <w:b/>
           <w:sz w:val="21"/>
         </w:rPr>
-        <w:t>装订顺序（照此配页；各件独立打印、A4双面长边翻转；页码全册连续（封面与册目录页不计页，全册共170页）</w:t>
+        <w:t>装订顺序（照此配页；各件独立打印、A4双面长边翻转；页码全册连续（封面与册目录页不计页，全册共170页））</w:t>
       </w:r>
     </w:p>
     <w:tbl>
@@ -442,7 +442,7 @@
           <w:b w:val="0"/>
           <w:sz w:val="21"/>
         </w:rPr>
-        <w:t>注：第1章无实验卷（数学科不设）。各件页边距均为1.5厘米、页脚左对齐「件标识＋第X页（全册共Y页）」（封面与册目录页除外）。</w:t>
+        <w:t>注：第1章无实验卷（数学科不设）。各件页边距均为1.5厘米、页脚左对齐「件标识＋第X页（全册共Y页）·本部第A–B页（共N页）」（封面与册目录页除外）。</w:t>
       </w:r>
     </w:p>
     <w:p>
@@ -470,7 +470,7 @@
     </w:p>
     <w:sectPr>
       <w:pgSz w:w="11906" w:h="16838"/>
-      <w:pgMar w:top="850" w:right="850" w:bottom="850" w:left="850" w:header="720" w:footer="720" w:gutter="0"/>
+      <w:pgMar w:top="850" w:right="850" w:bottom="850" w:left="850" w:header="850" w:footer="850" w:gutter="0"/>
       <w:cols w:space="720"/>
       <w:docGrid w:linePitch="360"/>
     </w:sectPr>

--- a/高中数学/高中数学同步/人教B版选必1（上）·册目录页.docx
+++ b/高中数学/高中数学同步/人教B版选必1（上）·册目录页.docx
@@ -4,21 +4,21 @@
   <w:body>
     <w:p>
       <w:pPr>
-        <w:spacing w:before="0" w:after="320" w:line="300" w:lineRule="auto"/>
+        <w:spacing w:before="0" w:after="0" w:line="300" w:lineRule="auto"/>
         <w:jc w:val="left"/>
       </w:pPr>
       <w:r>
         <w:rPr>
           <w:rFonts w:ascii="Times New Roman" w:hAnsi="Times New Roman" w:eastAsia="宋体"/>
           <w:b/>
-          <w:sz w:val="26"/>
+          <w:sz w:val="21"/>
         </w:rPr>
         <w:t>人教B版选必1（上）·册目录页</w:t>
       </w:r>
     </w:p>
     <w:p>
       <w:pPr>
-        <w:spacing w:before="0" w:after="200" w:line="300" w:lineRule="auto"/>
+        <w:spacing w:before="0" w:after="0" w:line="300" w:lineRule="auto"/>
         <w:jc w:val="left"/>
       </w:pPr>
       <w:r>
@@ -98,7 +98,7 @@
           </w:tcPr>
           <w:p>
             <w:pPr>
-              <w:spacing w:line="300" w:lineRule="auto"/>
+              <w:spacing w:line="300" w:lineRule="auto" w:before="0"/>
             </w:pPr>
             <w:r>
               <w:t xml:space="preserve">1</w:t>
@@ -111,7 +111,7 @@
           </w:tcPr>
           <w:p>
             <w:pPr>
-              <w:spacing w:line="300" w:lineRule="auto"/>
+              <w:spacing w:line="300" w:lineRule="auto" w:before="0"/>
             </w:pPr>
             <w:r/>
             <w:r>
@@ -130,7 +130,7 @@
           </w:tcPr>
           <w:p>
             <w:pPr>
-              <w:spacing w:line="300" w:lineRule="auto"/>
+              <w:spacing w:line="300" w:lineRule="auto" w:before="0"/>
             </w:pPr>
             <w:r/>
             <w:r>
@@ -150,7 +150,7 @@
           </w:tcPr>
           <w:p>
             <w:pPr>
-              <w:spacing w:line="300" w:lineRule="auto"/>
+              <w:spacing w:line="300" w:lineRule="auto" w:before="0"/>
             </w:pPr>
             <w:r>
               <w:t xml:space="preserve">2</w:t>
@@ -163,7 +163,7 @@
           </w:tcPr>
           <w:p>
             <w:pPr>
-              <w:spacing w:line="300" w:lineRule="auto"/>
+              <w:spacing w:line="300" w:lineRule="auto" w:before="0"/>
             </w:pPr>
             <w:r/>
             <w:r>
@@ -182,7 +182,7 @@
           </w:tcPr>
           <w:p>
             <w:pPr>
-              <w:spacing w:line="300" w:lineRule="auto"/>
+              <w:spacing w:line="300" w:lineRule="auto" w:before="0"/>
             </w:pPr>
             <w:r/>
             <w:r>
@@ -202,7 +202,7 @@
           </w:tcPr>
           <w:p>
             <w:pPr>
-              <w:spacing w:line="300" w:lineRule="auto"/>
+              <w:spacing w:line="300" w:lineRule="auto" w:before="0"/>
             </w:pPr>
             <w:r>
               <w:t xml:space="preserve">3</w:t>
@@ -215,7 +215,7 @@
           </w:tcPr>
           <w:p>
             <w:pPr>
-              <w:spacing w:line="300" w:lineRule="auto"/>
+              <w:spacing w:line="300" w:lineRule="auto" w:before="0"/>
             </w:pPr>
             <w:r/>
             <w:r>
@@ -234,7 +234,7 @@
           </w:tcPr>
           <w:p>
             <w:pPr>
-              <w:spacing w:line="300" w:lineRule="auto"/>
+              <w:spacing w:line="300" w:lineRule="auto" w:before="0"/>
             </w:pPr>
             <w:r/>
             <w:r>
@@ -255,7 +255,7 @@
           </w:tcPr>
           <w:p>
             <w:pPr>
-              <w:spacing w:line="300" w:lineRule="auto"/>
+              <w:spacing w:line="300" w:lineRule="auto" w:before="0"/>
             </w:pPr>
             <w:r>
               <w:t xml:space="preserve">4</w:t>
@@ -268,7 +268,7 @@
           </w:tcPr>
           <w:p>
             <w:pPr>
-              <w:spacing w:line="300" w:lineRule="auto"/>
+              <w:spacing w:line="300" w:lineRule="auto" w:before="0"/>
             </w:pPr>
             <w:r/>
             <w:r>
@@ -287,7 +287,7 @@
           </w:tcPr>
           <w:p>
             <w:pPr>
-              <w:spacing w:line="300" w:lineRule="auto"/>
+              <w:spacing w:line="300" w:lineRule="auto" w:before="0"/>
             </w:pPr>
             <w:r/>
             <w:r>
@@ -308,7 +308,7 @@
           </w:tcPr>
           <w:p>
             <w:pPr>
-              <w:spacing w:line="300" w:lineRule="auto"/>
+              <w:spacing w:line="300" w:lineRule="auto" w:before="0"/>
             </w:pPr>
             <w:r>
               <w:t xml:space="preserve">5</w:t>
@@ -321,7 +321,7 @@
           </w:tcPr>
           <w:p>
             <w:pPr>
-              <w:spacing w:line="300" w:lineRule="auto"/>
+              <w:spacing w:line="300" w:lineRule="auto" w:before="0"/>
             </w:pPr>
             <w:r>
               <w:t xml:space="preserve">第1章 空间向量与立体几何｜讲练件（上）（61题）</w:t>
@@ -334,7 +334,7 @@
           </w:tcPr>
           <w:p>
             <w:pPr>
-              <w:spacing w:line="300" w:lineRule="auto"/>
+              <w:spacing w:line="300" w:lineRule="auto" w:before="0"/>
             </w:pPr>
             <w:r>
               <w:t xml:space="preserve">第1章·讲练</w:t>
@@ -349,7 +349,7 @@
           </w:tcPr>
           <w:p>
             <w:pPr>
-              <w:spacing w:line="300" w:lineRule="auto"/>
+              <w:spacing w:line="300" w:lineRule="auto" w:before="0"/>
             </w:pPr>
             <w:r>
               <w:t xml:space="preserve">6</w:t>
@@ -362,7 +362,7 @@
           </w:tcPr>
           <w:p>
             <w:pPr>
-              <w:spacing w:line="300" w:lineRule="auto"/>
+              <w:spacing w:line="300" w:lineRule="auto" w:before="0"/>
             </w:pPr>
             <w:r>
               <w:t xml:space="preserve">第1章 空间向量与立体几何｜讲练件（下）（79题）</w:t>
@@ -375,7 +375,7 @@
           </w:tcPr>
           <w:p>
             <w:pPr>
-              <w:spacing w:line="300" w:lineRule="auto"/>
+              <w:spacing w:line="300" w:lineRule="auto" w:before="0"/>
             </w:pPr>
             <w:r>
               <w:t xml:space="preserve">第1章·讲练</w:t>
@@ -390,7 +390,7 @@
           </w:tcPr>
           <w:p>
             <w:pPr>
-              <w:spacing w:line="300" w:lineRule="auto"/>
+              <w:spacing w:line="300" w:lineRule="auto" w:before="0"/>
             </w:pPr>
             <w:r>
               <w:t xml:space="preserve"/>
@@ -403,7 +403,7 @@
           </w:tcPr>
           <w:p>
             <w:pPr>
-              <w:spacing w:line="300" w:lineRule="auto"/>
+              <w:spacing w:line="300" w:lineRule="auto" w:before="0"/>
             </w:pPr>
             <w:r>
               <w:t xml:space="preserve">章级汇总：第1章 空间向量与立体几何｜140题｜简单21／中档104／难15｜讲练件上下两卷（题号1—140跨卷连续，页码全册连续）</w:t>
@@ -416,7 +416,7 @@
           </w:tcPr>
           <w:p>
             <w:pPr>
-              <w:spacing w:line="300" w:lineRule="auto"/>
+              <w:spacing w:line="300" w:lineRule="auto" w:before="0"/>
             </w:pPr>
             <w:r>
               <w:t xml:space="preserve"/>
@@ -427,7 +427,7 @@
     </w:tbl>
     <w:p>
       <w:pPr>
-        <w:spacing w:before="0" w:after="120" w:line="300" w:lineRule="auto"/>
+        <w:spacing w:before="0" w:after="0" w:line="300" w:lineRule="auto"/>
         <w:jc w:val="left"/>
       </w:pPr>
     </w:p>

--- a/高中数学/高中数学同步/人教B版选必1（上）·册目录页.docx
+++ b/高中数学/高中数学同步/人教B版选必1（上）·册目录页.docx
@@ -27,7 +27,7 @@
           <w:b/>
           <w:sz w:val="21"/>
         </w:rPr>
-        <w:t>装订顺序（照此配页；各件独立打印、A4双面长边翻转；页码全册连续（封面与册目录页不计页，全册共170页））</w:t>
+        <w:t>装订顺序（照此配页；各件独立打印、A4双面长边翻转；页码全册连续（封面与册目录页不计页，全册共136页））</w:t>
       </w:r>
     </w:p>
     <w:tbl>
@@ -465,7 +465,7 @@
           <w:rFonts w:ascii="宋体" w:hAnsi="宋体"/>
           <w:sz w:val="21"/>
         </w:rPr>
-        <w:t>注：本册为上册（第1章）；第2章（知识清单＋讲练件340题）另册装订，见「人教B版选必1（下）·册目录页」。</w:t>
+        <w:t>注：本册为上册（第1章）；第2章（知识清单＋讲练件339题）另册装订，见「人教B版选必1（下）·册目录页」。</w:t>
       </w:r>
     </w:p>
     <w:sectPr>

--- a/高中数学/高中数学同步/人教B版选必1（上）·册目录页.docx
+++ b/高中数学/高中数学同步/人教B版选必1（上）·册目录页.docx
@@ -4,7 +4,7 @@
   <w:body>
     <w:p>
       <w:pPr>
-        <w:spacing w:before="0" w:after="0" w:line="300" w:lineRule="auto"/>
+        <w:spacing w:before="0" w:after="0" w:line="288" w:lineRule="auto"/>
         <w:jc w:val="left"/>
       </w:pPr>
       <w:r>
@@ -18,7 +18,7 @@
     </w:p>
     <w:p>
       <w:pPr>
-        <w:spacing w:before="0" w:after="0" w:line="300" w:lineRule="auto"/>
+        <w:spacing w:before="0" w:after="0" w:line="288" w:lineRule="auto"/>
         <w:jc w:val="left"/>
       </w:pPr>
       <w:r>
@@ -98,7 +98,7 @@
           </w:tcPr>
           <w:p>
             <w:pPr>
-              <w:spacing w:line="300" w:lineRule="auto" w:before="0"/>
+              <w:spacing w:line="288" w:lineRule="auto" w:before="0"/>
             </w:pPr>
             <w:r>
               <w:t xml:space="preserve">1</w:t>
@@ -111,7 +111,7 @@
           </w:tcPr>
           <w:p>
             <w:pPr>
-              <w:spacing w:line="300" w:lineRule="auto" w:before="0"/>
+              <w:spacing w:line="288" w:lineRule="auto" w:before="0"/>
             </w:pPr>
             <w:r/>
             <w:r>
@@ -130,7 +130,7 @@
           </w:tcPr>
           <w:p>
             <w:pPr>
-              <w:spacing w:line="300" w:lineRule="auto" w:before="0"/>
+              <w:spacing w:line="288" w:lineRule="auto" w:before="0"/>
             </w:pPr>
             <w:r/>
             <w:r>
@@ -150,7 +150,7 @@
           </w:tcPr>
           <w:p>
             <w:pPr>
-              <w:spacing w:line="300" w:lineRule="auto" w:before="0"/>
+              <w:spacing w:line="288" w:lineRule="auto" w:before="0"/>
             </w:pPr>
             <w:r>
               <w:t xml:space="preserve">2</w:t>
@@ -163,7 +163,7 @@
           </w:tcPr>
           <w:p>
             <w:pPr>
-              <w:spacing w:line="300" w:lineRule="auto" w:before="0"/>
+              <w:spacing w:line="288" w:lineRule="auto" w:before="0"/>
             </w:pPr>
             <w:r/>
             <w:r>
@@ -182,7 +182,7 @@
           </w:tcPr>
           <w:p>
             <w:pPr>
-              <w:spacing w:line="300" w:lineRule="auto" w:before="0"/>
+              <w:spacing w:line="288" w:lineRule="auto" w:before="0"/>
             </w:pPr>
             <w:r/>
             <w:r>
@@ -202,7 +202,7 @@
           </w:tcPr>
           <w:p>
             <w:pPr>
-              <w:spacing w:line="300" w:lineRule="auto" w:before="0"/>
+              <w:spacing w:line="288" w:lineRule="auto" w:before="0"/>
             </w:pPr>
             <w:r>
               <w:t xml:space="preserve">3</w:t>
@@ -215,7 +215,7 @@
           </w:tcPr>
           <w:p>
             <w:pPr>
-              <w:spacing w:line="300" w:lineRule="auto" w:before="0"/>
+              <w:spacing w:line="288" w:lineRule="auto" w:before="0"/>
             </w:pPr>
             <w:r/>
             <w:r>
@@ -234,7 +234,7 @@
           </w:tcPr>
           <w:p>
             <w:pPr>
-              <w:spacing w:line="300" w:lineRule="auto" w:before="0"/>
+              <w:spacing w:line="288" w:lineRule="auto" w:before="0"/>
             </w:pPr>
             <w:r/>
             <w:r>
@@ -255,7 +255,7 @@
           </w:tcPr>
           <w:p>
             <w:pPr>
-              <w:spacing w:line="300" w:lineRule="auto" w:before="0"/>
+              <w:spacing w:line="288" w:lineRule="auto" w:before="0"/>
             </w:pPr>
             <w:r>
               <w:t xml:space="preserve">4</w:t>
@@ -268,7 +268,7 @@
           </w:tcPr>
           <w:p>
             <w:pPr>
-              <w:spacing w:line="300" w:lineRule="auto" w:before="0"/>
+              <w:spacing w:line="288" w:lineRule="auto" w:before="0"/>
             </w:pPr>
             <w:r/>
             <w:r>
@@ -287,7 +287,7 @@
           </w:tcPr>
           <w:p>
             <w:pPr>
-              <w:spacing w:line="300" w:lineRule="auto" w:before="0"/>
+              <w:spacing w:line="288" w:lineRule="auto" w:before="0"/>
             </w:pPr>
             <w:r/>
             <w:r>
@@ -308,7 +308,7 @@
           </w:tcPr>
           <w:p>
             <w:pPr>
-              <w:spacing w:line="300" w:lineRule="auto" w:before="0"/>
+              <w:spacing w:line="288" w:lineRule="auto" w:before="0"/>
             </w:pPr>
             <w:r>
               <w:t xml:space="preserve">5</w:t>
@@ -321,7 +321,7 @@
           </w:tcPr>
           <w:p>
             <w:pPr>
-              <w:spacing w:line="300" w:lineRule="auto" w:before="0"/>
+              <w:spacing w:line="288" w:lineRule="auto" w:before="0"/>
             </w:pPr>
             <w:r>
               <w:t xml:space="preserve">第1章 空间向量与立体几何｜讲练件（上）（61题）</w:t>
@@ -334,7 +334,7 @@
           </w:tcPr>
           <w:p>
             <w:pPr>
-              <w:spacing w:line="300" w:lineRule="auto" w:before="0"/>
+              <w:spacing w:line="288" w:lineRule="auto" w:before="0"/>
             </w:pPr>
             <w:r>
               <w:t xml:space="preserve">第1章·讲练</w:t>
@@ -349,7 +349,7 @@
           </w:tcPr>
           <w:p>
             <w:pPr>
-              <w:spacing w:line="300" w:lineRule="auto" w:before="0"/>
+              <w:spacing w:line="288" w:lineRule="auto" w:before="0"/>
             </w:pPr>
             <w:r>
               <w:t xml:space="preserve">6</w:t>
@@ -362,7 +362,7 @@
           </w:tcPr>
           <w:p>
             <w:pPr>
-              <w:spacing w:line="300" w:lineRule="auto" w:before="0"/>
+              <w:spacing w:line="288" w:lineRule="auto" w:before="0"/>
             </w:pPr>
             <w:r>
               <w:t xml:space="preserve">第1章 空间向量与立体几何｜讲练件（下）（79题）</w:t>
@@ -375,7 +375,7 @@
           </w:tcPr>
           <w:p>
             <w:pPr>
-              <w:spacing w:line="300" w:lineRule="auto" w:before="0"/>
+              <w:spacing w:line="288" w:lineRule="auto" w:before="0"/>
             </w:pPr>
             <w:r>
               <w:t xml:space="preserve">第1章·讲练</w:t>
@@ -390,7 +390,7 @@
           </w:tcPr>
           <w:p>
             <w:pPr>
-              <w:spacing w:line="300" w:lineRule="auto" w:before="0"/>
+              <w:spacing w:line="288" w:lineRule="auto" w:before="0"/>
             </w:pPr>
             <w:r>
               <w:t xml:space="preserve"/>
@@ -403,7 +403,7 @@
           </w:tcPr>
           <w:p>
             <w:pPr>
-              <w:spacing w:line="300" w:lineRule="auto" w:before="0"/>
+              <w:spacing w:line="288" w:lineRule="auto" w:before="0"/>
             </w:pPr>
             <w:r>
               <w:t xml:space="preserve">章级汇总：第1章 空间向量与立体几何｜140题｜简单21／中档104／难15｜讲练件上下两卷（题号1—140跨卷连续，页码全册连续）</w:t>
@@ -416,7 +416,7 @@
           </w:tcPr>
           <w:p>
             <w:pPr>
-              <w:spacing w:line="300" w:lineRule="auto" w:before="0"/>
+              <w:spacing w:line="288" w:lineRule="auto" w:before="0"/>
             </w:pPr>
             <w:r>
               <w:t xml:space="preserve"/>
@@ -427,13 +427,13 @@
     </w:tbl>
     <w:p>
       <w:pPr>
-        <w:spacing w:before="0" w:after="0" w:line="300" w:lineRule="auto"/>
+        <w:spacing w:before="0" w:after="0" w:line="288" w:lineRule="auto"/>
         <w:jc w:val="left"/>
       </w:pPr>
     </w:p>
     <w:p>
       <w:pPr>
-        <w:spacing w:before="0" w:after="0" w:line="300" w:lineRule="auto"/>
+        <w:spacing w:before="0" w:after="0" w:line="288" w:lineRule="auto"/>
         <w:jc w:val="left"/>
       </w:pPr>
       <w:r>
@@ -447,7 +447,7 @@
     </w:p>
     <w:p>
       <w:pPr>
-        <w:spacing w:before="0" w:after="0" w:line="300" w:lineRule="auto"/>
+        <w:spacing w:before="0" w:after="0" w:line="288" w:lineRule="auto"/>
         <w:jc w:val="left"/>
       </w:pPr>
       <w:r>
@@ -693,7 +693,7 @@
     </w:rPrDefault>
     <w:pPrDefault>
       <w:pPr>
-        <w:spacing w:before="0" w:after="0" w:line="300" w:lineRule="auto"/>
+        <w:spacing w:before="0" w:after="0" w:line="288" w:lineRule="auto"/>
       </w:pPr>
     </w:pPrDefault>
   </w:docDefaults>
